--- a/resources/templates/template_001_入党申请书（本人手写）.docx
+++ b/resources/templates/template_001_入党申请书（本人手写）.docx
@@ -5,12 +5,14 @@
     <w:p>
       <w:pPr>
         <w:rPr>
-          <w:rFonts w:hint="eastAsia" w:ascii="仿宋" w:hAnsi="仿宋" w:eastAsia="仿宋" w:cs="仿宋"/>
+          <w:rFonts w:hint="default" w:ascii="仿宋" w:hAnsi="仿宋" w:eastAsia="仿宋" w:cs="仿宋"/>
           <w:sz w:val="32"/>
           <w:szCs w:val="32"/>
           <w:lang w:val="en-US" w:eastAsia="zh-CN"/>
         </w:rPr>
       </w:pPr>
+      <w:bookmarkStart w:id="0" w:name="_GoBack"/>
+      <w:bookmarkEnd w:id="0"/>
       <w:r>
         <w:rPr>
           <w:rFonts w:hint="eastAsia" w:ascii="仿宋" w:hAnsi="仿宋" w:eastAsia="仿宋" w:cs="仿宋"/>
@@ -18,10 +20,8 @@
           <w:szCs w:val="32"/>
           <w:lang w:val="en-US" w:eastAsia="zh-CN"/>
         </w:rPr>
-        <w:t>111</w:t>
+        <w:t>{{要求}}</w:t>
       </w:r>
-      <w:bookmarkStart w:id="0" w:name="_GoBack"/>
-      <w:bookmarkEnd w:id="0"/>
     </w:p>
     <w:sectPr>
       <w:pgSz w:w="11906" w:h="16838"/>
